--- a/Module_11/Homework/Francisco_Moyet_M11_ShortAnswers.docx
+++ b/Module_11/Homework/Francisco_Moyet_M11_ShortAnswers.docx
@@ -344,17 +344,15 @@
         </w:rPr>
         <w:t xml:space="preserve"> an interface that already provides the rules that the client code should follow makes it less complex because you only need to think about how to follow the rules. At the same time, this makes it less flexible since there is already </w:t>
       </w:r>
-      <w:proofErr w:type="gramStart"/>
-      <w:r>
-        <w:rPr>
-          <w:rFonts w:ascii="Lato" w:eastAsia="Times New Roman" w:hAnsi="Lato" w:cs="Times New Roman"/>
-          <w:color w:val="273540"/>
-          <w:kern w:val="0"/>
-          <w14:ligatures w14:val="none"/>
-        </w:rPr>
-        <w:t>a</w:t>
-      </w:r>
-      <w:proofErr w:type="gramEnd"/>
+      <w:r>
+        <w:rPr>
+          <w:rFonts w:ascii="Lato" w:eastAsia="Times New Roman" w:hAnsi="Lato" w:cs="Times New Roman"/>
+          <w:color w:val="273540"/>
+          <w:kern w:val="0"/>
+          <w14:ligatures w14:val="none"/>
+        </w:rPr>
+        <w:t>an</w:t>
+      </w:r>
       <w:r>
         <w:rPr>
           <w:rFonts w:ascii="Lato" w:eastAsia="Times New Roman" w:hAnsi="Lato" w:cs="Times New Roman"/>
@@ -393,9 +391,162 @@
     </w:p>
     <w:p>
       <w:pPr>
-        <w:tabs>
-          <w:tab w:val="left" w:pos="360"/>
-        </w:tabs>
+        <w:shd w:val="clear" w:color="auto" w:fill="FFFFFF"/>
+        <w:spacing w:before="100" w:beforeAutospacing="1" w:after="100" w:afterAutospacing="1" w:line="240" w:lineRule="auto"/>
+        <w:ind w:left="1095"/>
+        <w:rPr>
+          <w:rFonts w:ascii="Lato" w:eastAsia="Times New Roman" w:hAnsi="Lato" w:cs="Times New Roman"/>
+          <w:color w:val="273540"/>
+          <w:kern w:val="0"/>
+          <w14:ligatures w14:val="none"/>
+        </w:rPr>
+      </w:pPr>
+      <w:r>
+        <w:rPr>
+          <w:rFonts w:ascii="Lato" w:eastAsia="Times New Roman" w:hAnsi="Lato" w:cs="Times New Roman"/>
+          <w:color w:val="273540"/>
+          <w:kern w:val="0"/>
+          <w14:ligatures w14:val="none"/>
+        </w:rPr>
+        <w:t xml:space="preserve">Is not fool proof. </w:t>
+      </w:r>
+    </w:p>
+    <w:p>
+      <w:pPr>
+        <w:shd w:val="clear" w:color="auto" w:fill="FFFFFF"/>
+        <w:spacing w:before="100" w:beforeAutospacing="1" w:after="100" w:afterAutospacing="1" w:line="240" w:lineRule="auto"/>
+        <w:ind w:left="1095"/>
+        <w:rPr>
+          <w:rFonts w:ascii="Lato" w:eastAsia="Times New Roman" w:hAnsi="Lato" w:cs="Times New Roman"/>
+          <w:color w:val="273540"/>
+          <w:kern w:val="0"/>
+          <w14:ligatures w14:val="none"/>
+        </w:rPr>
+      </w:pPr>
+      <w:r>
+        <w:rPr>
+          <w:rFonts w:ascii="Lato" w:eastAsia="Times New Roman" w:hAnsi="Lato" w:cs="Times New Roman"/>
+          <w:color w:val="273540"/>
+          <w:kern w:val="0"/>
+          <w14:ligatures w14:val="none"/>
+        </w:rPr>
+        <w:t xml:space="preserve">The </w:t>
+      </w:r>
+      <w:r>
+        <w:rPr>
+          <w:rFonts w:ascii="Lato" w:eastAsia="Times New Roman" w:hAnsi="Lato" w:cs="Times New Roman"/>
+          <w:color w:val="273540"/>
+          <w:kern w:val="0"/>
+          <w14:ligatures w14:val="none"/>
+        </w:rPr>
+        <w:t xml:space="preserve">generation number will keep growing. If you </w:t>
+      </w:r>
+      <w:r>
+        <w:rPr>
+          <w:rFonts w:ascii="Lato" w:eastAsia="Times New Roman" w:hAnsi="Lato" w:cs="Times New Roman"/>
+          <w:color w:val="273540"/>
+          <w:kern w:val="0"/>
+          <w14:ligatures w14:val="none"/>
+        </w:rPr>
+        <w:t>arrive to the limit</w:t>
+      </w:r>
+      <w:r>
+        <w:rPr>
+          <w:rFonts w:ascii="Lato" w:eastAsia="Times New Roman" w:hAnsi="Lato" w:cs="Times New Roman"/>
+          <w:color w:val="273540"/>
+          <w:kern w:val="0"/>
+          <w14:ligatures w14:val="none"/>
+        </w:rPr>
+        <w:t xml:space="preserve"> (i.e. 2^32)</w:t>
+      </w:r>
+      <w:r>
+        <w:rPr>
+          <w:rFonts w:ascii="Lato" w:eastAsia="Times New Roman" w:hAnsi="Lato" w:cs="Times New Roman"/>
+          <w:color w:val="273540"/>
+          <w:kern w:val="0"/>
+          <w14:ligatures w14:val="none"/>
+        </w:rPr>
+        <w:t>, it will go back to 0</w:t>
+      </w:r>
+      <w:r>
+        <w:rPr>
+          <w:rFonts w:ascii="Lato" w:eastAsia="Times New Roman" w:hAnsi="Lato" w:cs="Times New Roman"/>
+          <w:color w:val="273540"/>
+          <w:kern w:val="0"/>
+          <w14:ligatures w14:val="none"/>
+        </w:rPr>
+        <w:t xml:space="preserve">. The generator in this case starts at 0. Then, when creating a new </w:t>
+      </w:r>
+      <w:proofErr w:type="spellStart"/>
+      <w:r>
+        <w:rPr>
+          <w:rFonts w:ascii="Lato" w:eastAsia="Times New Roman" w:hAnsi="Lato" w:cs="Times New Roman"/>
+          <w:color w:val="273540"/>
+          <w:kern w:val="0"/>
+          <w14:ligatures w14:val="none"/>
+        </w:rPr>
+        <w:t>ListIterator</w:t>
+      </w:r>
+      <w:proofErr w:type="spellEnd"/>
+      <w:r>
+        <w:rPr>
+          <w:rFonts w:ascii="Lato" w:eastAsia="Times New Roman" w:hAnsi="Lato" w:cs="Times New Roman"/>
+          <w:color w:val="273540"/>
+          <w:kern w:val="0"/>
+          <w14:ligatures w14:val="none"/>
+        </w:rPr>
+        <w:t xml:space="preserve"> instance will not throw the </w:t>
+      </w:r>
+      <w:proofErr w:type="spellStart"/>
+      <w:r>
+        <w:rPr>
+          <w:rFonts w:ascii="Lato" w:eastAsia="Times New Roman" w:hAnsi="Lato" w:cs="Times New Roman"/>
+          <w:color w:val="273540"/>
+          <w:kern w:val="0"/>
+          <w14:ligatures w14:val="none"/>
+        </w:rPr>
+        <w:t>IteratorException</w:t>
+      </w:r>
+      <w:proofErr w:type="spellEnd"/>
+      <w:r>
+        <w:rPr>
+          <w:rFonts w:ascii="Lato" w:eastAsia="Times New Roman" w:hAnsi="Lato" w:cs="Times New Roman"/>
+          <w:color w:val="273540"/>
+          <w:kern w:val="0"/>
+          <w14:ligatures w14:val="none"/>
+        </w:rPr>
+        <w:t xml:space="preserve"> since it wil</w:t>
+      </w:r>
+      <w:r>
+        <w:rPr>
+          <w:rFonts w:ascii="Lato" w:eastAsia="Times New Roman" w:hAnsi="Lato" w:cs="Times New Roman"/>
+          <w:color w:val="273540"/>
+          <w:kern w:val="0"/>
+          <w14:ligatures w14:val="none"/>
+        </w:rPr>
+        <w:t>l</w:t>
+      </w:r>
+      <w:r>
+        <w:rPr>
+          <w:rFonts w:ascii="Lato" w:eastAsia="Times New Roman" w:hAnsi="Lato" w:cs="Times New Roman"/>
+          <w:color w:val="273540"/>
+          <w:kern w:val="0"/>
+          <w14:ligatures w14:val="none"/>
+        </w:rPr>
+        <w:t xml:space="preserve"> think the list have not been modified. </w:t>
+      </w:r>
+    </w:p>
+    <w:p>
+      <w:pPr>
+        <w:shd w:val="clear" w:color="auto" w:fill="FFFFFF"/>
+        <w:spacing w:before="100" w:beforeAutospacing="1" w:after="100" w:afterAutospacing="1" w:line="240" w:lineRule="auto"/>
+        <w:ind w:left="1095"/>
+        <w:rPr>
+          <w:rFonts w:ascii="Lato" w:eastAsia="Times New Roman" w:hAnsi="Lato" w:cs="Times New Roman"/>
+          <w:color w:val="273540"/>
+          <w:kern w:val="0"/>
+          <w14:ligatures w14:val="none"/>
+        </w:rPr>
       </w:pPr>
     </w:p>
     <w:sectPr>
@@ -1245,6 +1396,7 @@
   <w:style w:type="character" w:default="1" w:styleId="DefaultParagraphFont">
     <w:name w:val="Default Paragraph Font"/>
     <w:uiPriority w:val="1"/>
+    <w:semiHidden/>
     <w:unhideWhenUsed/>
   </w:style>
   <w:style w:type="table" w:default="1" w:styleId="TableNormal">

--- a/Module_11/Homework/Francisco_Moyet_M11_ShortAnswers.docx
+++ b/Module_11/Homework/Francisco_Moyet_M11_ShortAnswers.docx
@@ -240,7 +240,52 @@
           <w:kern w:val="0"/>
           <w14:ligatures w14:val="none"/>
         </w:rPr>
-        <w:t xml:space="preserve">mplementing the list using inheritance is less complex than using templates. At the same time is less flexible. </w:t>
+        <w:t>mplementing the list using inheritance is</w:t>
+      </w:r>
+      <w:r>
+        <w:rPr>
+          <w:rFonts w:ascii="Lato" w:eastAsia="Times New Roman" w:hAnsi="Lato" w:cs="Times New Roman"/>
+          <w:color w:val="273540"/>
+          <w:kern w:val="0"/>
+          <w14:ligatures w14:val="none"/>
+        </w:rPr>
+        <w:t xml:space="preserve"> less complex </w:t>
+      </w:r>
+      <w:r>
+        <w:rPr>
+          <w:rFonts w:ascii="Lato" w:eastAsia="Times New Roman" w:hAnsi="Lato" w:cs="Times New Roman"/>
+          <w:color w:val="273540"/>
+          <w:kern w:val="0"/>
+          <w14:ligatures w14:val="none"/>
+        </w:rPr>
+        <w:t xml:space="preserve">than using templates. </w:t>
+      </w:r>
+      <w:r>
+        <w:rPr>
+          <w:rFonts w:ascii="Lato" w:eastAsia="Times New Roman" w:hAnsi="Lato" w:cs="Times New Roman"/>
+          <w:color w:val="273540"/>
+          <w:kern w:val="0"/>
+          <w14:ligatures w14:val="none"/>
+        </w:rPr>
+        <w:t xml:space="preserve">However, using </w:t>
+      </w:r>
+      <w:r>
+        <w:rPr>
+          <w:rFonts w:ascii="Lato" w:eastAsia="Times New Roman" w:hAnsi="Lato" w:cs="Times New Roman"/>
+          <w:color w:val="273540"/>
+          <w:kern w:val="0"/>
+          <w14:ligatures w14:val="none"/>
+        </w:rPr>
+        <w:t xml:space="preserve">a </w:t>
+      </w:r>
+      <w:r>
+        <w:rPr>
+          <w:rFonts w:ascii="Lato" w:eastAsia="Times New Roman" w:hAnsi="Lato" w:cs="Times New Roman"/>
+          <w:color w:val="273540"/>
+          <w:kern w:val="0"/>
+          <w14:ligatures w14:val="none"/>
+        </w:rPr>
+        <w:t>template will give us more degrees of freedom when writing the code.</w:t>
       </w:r>
     </w:p>
     <w:p>
@@ -262,7 +307,52 @@
           <w:kern w:val="0"/>
           <w14:ligatures w14:val="none"/>
         </w:rPr>
-        <w:t xml:space="preserve">For example, when adding a new item to a linked list, there is already a member function (Insert) written for ordering the linked list each time a new item is added. The developer needs to override the virtual function </w:t>
+        <w:t>For examp</w:t>
+      </w:r>
+      <w:r>
+        <w:rPr>
+          <w:rFonts w:ascii="Lato" w:eastAsia="Times New Roman" w:hAnsi="Lato" w:cs="Times New Roman"/>
+          <w:color w:val="273540"/>
+          <w:kern w:val="0"/>
+          <w14:ligatures w14:val="none"/>
+        </w:rPr>
+        <w:softHyphen/>
+      </w:r>
+      <w:r>
+        <w:rPr>
+          <w:rFonts w:ascii="Lato" w:eastAsia="Times New Roman" w:hAnsi="Lato" w:cs="Times New Roman"/>
+          <w:color w:val="273540"/>
+          <w:kern w:val="0"/>
+          <w14:ligatures w14:val="none"/>
+        </w:rPr>
+        <w:softHyphen/>
+      </w:r>
+      <w:r>
+        <w:rPr>
+          <w:rFonts w:ascii="Lato" w:eastAsia="Times New Roman" w:hAnsi="Lato" w:cs="Times New Roman"/>
+          <w:color w:val="273540"/>
+          <w:kern w:val="0"/>
+          <w14:ligatures w14:val="none"/>
+        </w:rPr>
+        <w:t xml:space="preserve">le, </w:t>
+      </w:r>
+      <w:r>
+        <w:rPr>
+          <w:rFonts w:ascii="Lato" w:eastAsia="Times New Roman" w:hAnsi="Lato" w:cs="Times New Roman"/>
+          <w:color w:val="273540"/>
+          <w:kern w:val="0"/>
+          <w14:ligatures w14:val="none"/>
+        </w:rPr>
+        <w:t>if</w:t>
+      </w:r>
+      <w:r>
+        <w:rPr>
+          <w:rFonts w:ascii="Lato" w:eastAsia="Times New Roman" w:hAnsi="Lato" w:cs="Times New Roman"/>
+          <w:color w:val="273540"/>
+          <w:kern w:val="0"/>
+          <w14:ligatures w14:val="none"/>
+        </w:rPr>
+        <w:t xml:space="preserve"> using a template parameter for the return type of the “</w:t>
       </w:r>
       <w:proofErr w:type="spellStart"/>
       <w:r>
@@ -282,36 +372,110 @@
           <w:kern w:val="0"/>
           <w14:ligatures w14:val="none"/>
         </w:rPr>
-        <w:t xml:space="preserve"> with the logic of how the linked list should </w:t>
-      </w:r>
-      <w:r>
-        <w:rPr>
-          <w:rFonts w:ascii="Lato" w:eastAsia="Times New Roman" w:hAnsi="Lato" w:cs="Times New Roman"/>
-          <w:color w:val="273540"/>
-          <w:kern w:val="0"/>
-          <w14:ligatures w14:val="none"/>
-        </w:rPr>
-        <w:t xml:space="preserve">compare each item </w:t>
-      </w:r>
-      <w:proofErr w:type="gramStart"/>
-      <w:r>
-        <w:rPr>
-          <w:rFonts w:ascii="Lato" w:eastAsia="Times New Roman" w:hAnsi="Lato" w:cs="Times New Roman"/>
-          <w:color w:val="273540"/>
-          <w:kern w:val="0"/>
-          <w14:ligatures w14:val="none"/>
-        </w:rPr>
-        <w:t>in order to</w:t>
-      </w:r>
-      <w:proofErr w:type="gramEnd"/>
-      <w:r>
-        <w:rPr>
-          <w:rFonts w:ascii="Lato" w:eastAsia="Times New Roman" w:hAnsi="Lato" w:cs="Times New Roman"/>
-          <w:color w:val="273540"/>
-          <w:kern w:val="0"/>
-          <w14:ligatures w14:val="none"/>
-        </w:rPr>
-        <w:t xml:space="preserve"> place it in the correct location in the list.</w:t>
+        <w:t>” member function of the “</w:t>
+      </w:r>
+      <w:proofErr w:type="spellStart"/>
+      <w:r>
+        <w:rPr>
+          <w:rFonts w:ascii="Lato" w:eastAsia="Times New Roman" w:hAnsi="Lato" w:cs="Times New Roman"/>
+          <w:color w:val="273540"/>
+          <w:kern w:val="0"/>
+          <w14:ligatures w14:val="none"/>
+        </w:rPr>
+        <w:t>ListItem</w:t>
+      </w:r>
+      <w:proofErr w:type="spellEnd"/>
+      <w:r>
+        <w:rPr>
+          <w:rFonts w:ascii="Lato" w:eastAsia="Times New Roman" w:hAnsi="Lato" w:cs="Times New Roman"/>
+          <w:color w:val="273540"/>
+          <w:kern w:val="0"/>
+          <w14:ligatures w14:val="none"/>
+        </w:rPr>
+        <w:t xml:space="preserve">” class; then, the member function </w:t>
+      </w:r>
+      <w:r>
+        <w:rPr>
+          <w:rFonts w:ascii="Lato" w:eastAsia="Times New Roman" w:hAnsi="Lato" w:cs="Times New Roman"/>
+          <w:color w:val="273540"/>
+          <w:kern w:val="0"/>
+          <w14:ligatures w14:val="none"/>
+        </w:rPr>
+        <w:t xml:space="preserve">of the “List” class, </w:t>
+      </w:r>
+      <w:r>
+        <w:rPr>
+          <w:rFonts w:ascii="Lato" w:eastAsia="Times New Roman" w:hAnsi="Lato" w:cs="Times New Roman"/>
+          <w:color w:val="273540"/>
+          <w:kern w:val="0"/>
+          <w14:ligatures w14:val="none"/>
+        </w:rPr>
+        <w:t>called “Insert”</w:t>
+      </w:r>
+      <w:r>
+        <w:rPr>
+          <w:rFonts w:ascii="Lato" w:eastAsia="Times New Roman" w:hAnsi="Lato" w:cs="Times New Roman"/>
+          <w:color w:val="273540"/>
+          <w:kern w:val="0"/>
+          <w14:ligatures w14:val="none"/>
+        </w:rPr>
+        <w:t xml:space="preserve">, </w:t>
+      </w:r>
+      <w:r>
+        <w:rPr>
+          <w:rFonts w:ascii="Lato" w:eastAsia="Times New Roman" w:hAnsi="Lato" w:cs="Times New Roman"/>
+          <w:color w:val="273540"/>
+          <w:kern w:val="0"/>
+          <w14:ligatures w14:val="none"/>
+        </w:rPr>
+        <w:t xml:space="preserve">must be a pure virtual function. This is true because the “Insert” member function uses the return type of the </w:t>
+      </w:r>
+      <w:r>
+        <w:rPr>
+          <w:rFonts w:ascii="Lato" w:eastAsia="Times New Roman" w:hAnsi="Lato" w:cs="Times New Roman"/>
+          <w:color w:val="273540"/>
+          <w:kern w:val="0"/>
+          <w14:ligatures w14:val="none"/>
+        </w:rPr>
+        <w:t>“</w:t>
+      </w:r>
+      <w:proofErr w:type="spellStart"/>
+      <w:r>
+        <w:rPr>
+          <w:rFonts w:ascii="Lato" w:eastAsia="Times New Roman" w:hAnsi="Lato" w:cs="Times New Roman"/>
+          <w:color w:val="273540"/>
+          <w:kern w:val="0"/>
+          <w14:ligatures w14:val="none"/>
+        </w:rPr>
+        <w:t>CompareBy</w:t>
+      </w:r>
+      <w:r>
+        <w:rPr>
+          <w:rFonts w:ascii="Lato" w:eastAsia="Times New Roman" w:hAnsi="Lato" w:cs="Times New Roman"/>
+          <w:color w:val="273540"/>
+          <w:kern w:val="0"/>
+          <w14:ligatures w14:val="none"/>
+        </w:rPr>
+        <w:t>InsertKey</w:t>
+      </w:r>
+      <w:proofErr w:type="spellEnd"/>
+      <w:r>
+        <w:rPr>
+          <w:rFonts w:ascii="Lato" w:eastAsia="Times New Roman" w:hAnsi="Lato" w:cs="Times New Roman"/>
+          <w:color w:val="273540"/>
+          <w:kern w:val="0"/>
+          <w14:ligatures w14:val="none"/>
+        </w:rPr>
+        <w:t xml:space="preserve">” method. </w:t>
+      </w:r>
+      <w:r>
+        <w:rPr>
+          <w:rFonts w:ascii="Lato" w:eastAsia="Times New Roman" w:hAnsi="Lato" w:cs="Times New Roman"/>
+          <w:color w:val="273540"/>
+          <w:kern w:val="0"/>
+          <w14:ligatures w14:val="none"/>
+        </w:rPr>
+        <w:t>Therefore, this increases the complexity of the code.</w:t>
       </w:r>
     </w:p>
     <w:p>
@@ -333,34 +497,211 @@
           <w:kern w:val="0"/>
           <w14:ligatures w14:val="none"/>
         </w:rPr>
-        <w:t>Therefore, having</w:t>
-      </w:r>
-      <w:r>
-        <w:rPr>
-          <w:rFonts w:ascii="Lato" w:eastAsia="Times New Roman" w:hAnsi="Lato" w:cs="Times New Roman"/>
-          <w:color w:val="273540"/>
-          <w:kern w:val="0"/>
-          <w14:ligatures w14:val="none"/>
-        </w:rPr>
-        <w:t xml:space="preserve"> an interface that already provides the rules that the client code should follow makes it less complex because you only need to think about how to follow the rules. At the same time, this makes it less flexible since there is already </w:t>
-      </w:r>
-      <w:r>
-        <w:rPr>
-          <w:rFonts w:ascii="Lato" w:eastAsia="Times New Roman" w:hAnsi="Lato" w:cs="Times New Roman"/>
-          <w:color w:val="273540"/>
-          <w:kern w:val="0"/>
-          <w14:ligatures w14:val="none"/>
-        </w:rPr>
-        <w:t>an</w:t>
-      </w:r>
-      <w:r>
-        <w:rPr>
-          <w:rFonts w:ascii="Lato" w:eastAsia="Times New Roman" w:hAnsi="Lato" w:cs="Times New Roman"/>
-          <w:color w:val="273540"/>
-          <w:kern w:val="0"/>
-          <w14:ligatures w14:val="none"/>
-        </w:rPr>
-        <w:t xml:space="preserve"> established way on how the linked list will be created.</w:t>
+        <w:t>On the other hand, if using inher</w:t>
+      </w:r>
+      <w:r>
+        <w:rPr>
+          <w:rFonts w:ascii="Lato" w:eastAsia="Times New Roman" w:hAnsi="Lato" w:cs="Times New Roman"/>
+          <w:color w:val="273540"/>
+          <w:kern w:val="0"/>
+          <w14:ligatures w14:val="none"/>
+        </w:rPr>
+        <w:t xml:space="preserve">itance, we can </w:t>
+      </w:r>
+      <w:r>
+        <w:rPr>
+          <w:rFonts w:ascii="Lato" w:eastAsia="Times New Roman" w:hAnsi="Lato" w:cs="Times New Roman"/>
+          <w:color w:val="273540"/>
+          <w:kern w:val="0"/>
+          <w14:ligatures w14:val="none"/>
+        </w:rPr>
+        <w:t>write</w:t>
+      </w:r>
+      <w:r>
+        <w:rPr>
+          <w:rFonts w:ascii="Lato" w:eastAsia="Times New Roman" w:hAnsi="Lato" w:cs="Times New Roman"/>
+          <w:color w:val="273540"/>
+          <w:kern w:val="0"/>
+          <w14:ligatures w14:val="none"/>
+        </w:rPr>
+        <w:t xml:space="preserve"> the </w:t>
+      </w:r>
+      <w:r>
+        <w:rPr>
+          <w:rFonts w:ascii="Lato" w:eastAsia="Times New Roman" w:hAnsi="Lato" w:cs="Times New Roman"/>
+          <w:color w:val="273540"/>
+          <w:kern w:val="0"/>
+          <w14:ligatures w14:val="none"/>
+        </w:rPr>
+        <w:t>implementation</w:t>
+      </w:r>
+      <w:r>
+        <w:rPr>
+          <w:rFonts w:ascii="Lato" w:eastAsia="Times New Roman" w:hAnsi="Lato" w:cs="Times New Roman"/>
+          <w:color w:val="273540"/>
+          <w:kern w:val="0"/>
+          <w14:ligatures w14:val="none"/>
+        </w:rPr>
+        <w:t xml:space="preserve"> of the “Insert” member function. Then, the developer must write a “</w:t>
+      </w:r>
+      <w:proofErr w:type="spellStart"/>
+      <w:r>
+        <w:rPr>
+          <w:rFonts w:ascii="Lato" w:eastAsia="Times New Roman" w:hAnsi="Lato" w:cs="Times New Roman"/>
+          <w:color w:val="273540"/>
+          <w:kern w:val="0"/>
+          <w14:ligatures w14:val="none"/>
+        </w:rPr>
+        <w:t>CompareByInsertKey</w:t>
+      </w:r>
+      <w:proofErr w:type="spellEnd"/>
+      <w:r>
+        <w:rPr>
+          <w:rFonts w:ascii="Lato" w:eastAsia="Times New Roman" w:hAnsi="Lato" w:cs="Times New Roman"/>
+          <w:color w:val="273540"/>
+          <w:kern w:val="0"/>
+          <w14:ligatures w14:val="none"/>
+        </w:rPr>
+        <w:t xml:space="preserve">” implementation that will follow the “Insert” function </w:t>
+      </w:r>
+      <w:r>
+        <w:rPr>
+          <w:rFonts w:ascii="Lato" w:eastAsia="Times New Roman" w:hAnsi="Lato" w:cs="Times New Roman"/>
+          <w:color w:val="273540"/>
+          <w:kern w:val="0"/>
+          <w14:ligatures w14:val="none"/>
+        </w:rPr>
+        <w:t>logic</w:t>
+      </w:r>
+      <w:r>
+        <w:rPr>
+          <w:rFonts w:ascii="Lato" w:eastAsia="Times New Roman" w:hAnsi="Lato" w:cs="Times New Roman"/>
+          <w:color w:val="273540"/>
+          <w:kern w:val="0"/>
+          <w14:ligatures w14:val="none"/>
+        </w:rPr>
+        <w:t xml:space="preserve">. This is less </w:t>
+      </w:r>
+      <w:r>
+        <w:rPr>
+          <w:rFonts w:ascii="Lato" w:eastAsia="Times New Roman" w:hAnsi="Lato" w:cs="Times New Roman"/>
+          <w:color w:val="273540"/>
+          <w:kern w:val="0"/>
+          <w14:ligatures w14:val="none"/>
+        </w:rPr>
+        <w:t>complex</w:t>
+      </w:r>
+      <w:r>
+        <w:rPr>
+          <w:rFonts w:ascii="Lato" w:eastAsia="Times New Roman" w:hAnsi="Lato" w:cs="Times New Roman"/>
+          <w:color w:val="273540"/>
+          <w:kern w:val="0"/>
+          <w14:ligatures w14:val="none"/>
+        </w:rPr>
+        <w:t xml:space="preserve"> since there is already a</w:t>
+      </w:r>
+      <w:r>
+        <w:rPr>
+          <w:rFonts w:ascii="Lato" w:eastAsia="Times New Roman" w:hAnsi="Lato" w:cs="Times New Roman"/>
+          <w:color w:val="273540"/>
+          <w:kern w:val="0"/>
+          <w14:ligatures w14:val="none"/>
+        </w:rPr>
+        <w:t>n</w:t>
+      </w:r>
+      <w:r>
+        <w:rPr>
+          <w:rFonts w:ascii="Lato" w:eastAsia="Times New Roman" w:hAnsi="Lato" w:cs="Times New Roman"/>
+          <w:color w:val="273540"/>
+          <w:kern w:val="0"/>
+          <w14:ligatures w14:val="none"/>
+        </w:rPr>
+        <w:t xml:space="preserve"> “Insert” method implementation defined, however, is less flexible.</w:t>
+      </w:r>
+    </w:p>
+    <w:p>
+      <w:pPr>
+        <w:shd w:val="clear" w:color="auto" w:fill="FFFFFF"/>
+        <w:spacing w:before="100" w:beforeAutospacing="1" w:after="100" w:afterAutospacing="1" w:line="240" w:lineRule="auto"/>
+        <w:ind w:left="1095"/>
+        <w:rPr>
+          <w:rFonts w:ascii="Lato" w:eastAsia="Times New Roman" w:hAnsi="Lato" w:cs="Times New Roman"/>
+          <w:color w:val="273540"/>
+          <w:kern w:val="0"/>
+          <w14:ligatures w14:val="none"/>
+        </w:rPr>
+      </w:pPr>
+      <w:r>
+        <w:rPr>
+          <w:rFonts w:ascii="Lato" w:eastAsia="Times New Roman" w:hAnsi="Lato" w:cs="Times New Roman"/>
+          <w:color w:val="273540"/>
+          <w:kern w:val="0"/>
+          <w14:ligatures w14:val="none"/>
+        </w:rPr>
+        <w:t xml:space="preserve">Therefore, using templates will increase the level of abstraction </w:t>
+      </w:r>
+      <w:r>
+        <w:rPr>
+          <w:rFonts w:ascii="Lato" w:eastAsia="Times New Roman" w:hAnsi="Lato" w:cs="Times New Roman"/>
+          <w:color w:val="273540"/>
+          <w:kern w:val="0"/>
+          <w14:ligatures w14:val="none"/>
+        </w:rPr>
+        <w:t xml:space="preserve">and complexity </w:t>
+      </w:r>
+      <w:r>
+        <w:rPr>
+          <w:rFonts w:ascii="Lato" w:eastAsia="Times New Roman" w:hAnsi="Lato" w:cs="Times New Roman"/>
+          <w:color w:val="273540"/>
+          <w:kern w:val="0"/>
+          <w14:ligatures w14:val="none"/>
+        </w:rPr>
+        <w:t>of the code and it will give more flexibility to the developer when writing the implementation of the linked list. Using inheritance will reduce the level of abstraction</w:t>
+      </w:r>
+      <w:r>
+        <w:rPr>
+          <w:rFonts w:ascii="Lato" w:eastAsia="Times New Roman" w:hAnsi="Lato" w:cs="Times New Roman"/>
+          <w:color w:val="273540"/>
+          <w:kern w:val="0"/>
+          <w14:ligatures w14:val="none"/>
+        </w:rPr>
+        <w:t xml:space="preserve"> and complexity</w:t>
+      </w:r>
+      <w:r>
+        <w:rPr>
+          <w:rFonts w:ascii="Lato" w:eastAsia="Times New Roman" w:hAnsi="Lato" w:cs="Times New Roman"/>
+          <w:color w:val="273540"/>
+          <w:kern w:val="0"/>
+          <w14:ligatures w14:val="none"/>
+        </w:rPr>
+        <w:t xml:space="preserve">, but it will be less flexible </w:t>
+      </w:r>
+      <w:r>
+        <w:rPr>
+          <w:rFonts w:ascii="Lato" w:eastAsia="Times New Roman" w:hAnsi="Lato" w:cs="Times New Roman"/>
+          <w:color w:val="273540"/>
+          <w:kern w:val="0"/>
+          <w14:ligatures w14:val="none"/>
+        </w:rPr>
+        <w:t xml:space="preserve">since </w:t>
+      </w:r>
+      <w:r>
+        <w:rPr>
+          <w:rFonts w:ascii="Lato" w:eastAsia="Times New Roman" w:hAnsi="Lato" w:cs="Times New Roman"/>
+          <w:color w:val="273540"/>
+          <w:kern w:val="0"/>
+          <w14:ligatures w14:val="none"/>
+        </w:rPr>
+        <w:t>it will require that the client code to follow</w:t>
+      </w:r>
+      <w:r>
+        <w:rPr>
+          <w:rFonts w:ascii="Lato" w:eastAsia="Times New Roman" w:hAnsi="Lato" w:cs="Times New Roman"/>
+          <w:color w:val="273540"/>
+          <w:kern w:val="0"/>
+          <w14:ligatures w14:val="none"/>
+        </w:rPr>
+        <w:t xml:space="preserve"> the implementation already written for the linked list.</w:t>
       </w:r>
     </w:p>
     <w:p>
@@ -410,6 +751,153 @@
         </w:rPr>
         <w:t xml:space="preserve">Is not fool proof. </w:t>
       </w:r>
+      <w:r>
+        <w:rPr>
+          <w:rFonts w:ascii="Lato" w:eastAsia="Times New Roman" w:hAnsi="Lato" w:cs="Times New Roman"/>
+          <w:color w:val="273540"/>
+          <w:kern w:val="0"/>
+          <w14:ligatures w14:val="none"/>
+        </w:rPr>
+        <w:t xml:space="preserve">The iterator is a pointer to the </w:t>
+      </w:r>
+      <w:proofErr w:type="gramStart"/>
+      <w:r>
+        <w:rPr>
+          <w:rFonts w:ascii="Lato" w:eastAsia="Times New Roman" w:hAnsi="Lato" w:cs="Times New Roman"/>
+          <w:color w:val="273540"/>
+          <w:kern w:val="0"/>
+          <w14:ligatures w14:val="none"/>
+        </w:rPr>
+        <w:t>list</w:t>
+      </w:r>
+      <w:proofErr w:type="gramEnd"/>
+      <w:r>
+        <w:rPr>
+          <w:rFonts w:ascii="Lato" w:eastAsia="Times New Roman" w:hAnsi="Lato" w:cs="Times New Roman"/>
+          <w:color w:val="273540"/>
+          <w:kern w:val="0"/>
+          <w14:ligatures w14:val="none"/>
+        </w:rPr>
+        <w:t xml:space="preserve"> and it gets updated if the generator number changes. </w:t>
+      </w:r>
+      <w:r>
+        <w:rPr>
+          <w:rFonts w:ascii="Lato" w:eastAsia="Times New Roman" w:hAnsi="Lato" w:cs="Times New Roman"/>
+          <w:color w:val="273540"/>
+          <w:kern w:val="0"/>
+          <w14:ligatures w14:val="none"/>
+        </w:rPr>
+        <w:t>L</w:t>
+      </w:r>
+      <w:r>
+        <w:rPr>
+          <w:rFonts w:ascii="Lato" w:eastAsia="Times New Roman" w:hAnsi="Lato" w:cs="Times New Roman"/>
+          <w:color w:val="273540"/>
+          <w:kern w:val="0"/>
+          <w14:ligatures w14:val="none"/>
+        </w:rPr>
+        <w:t xml:space="preserve">et’s assume that the </w:t>
+      </w:r>
+      <w:proofErr w:type="spellStart"/>
+      <w:r>
+        <w:rPr>
+          <w:rFonts w:ascii="Lato" w:eastAsia="Times New Roman" w:hAnsi="Lato" w:cs="Times New Roman"/>
+          <w:color w:val="273540"/>
+          <w:kern w:val="0"/>
+          <w14:ligatures w14:val="none"/>
+        </w:rPr>
+        <w:t>generation_number</w:t>
+      </w:r>
+      <w:proofErr w:type="spellEnd"/>
+      <w:r>
+        <w:rPr>
+          <w:rFonts w:ascii="Lato" w:eastAsia="Times New Roman" w:hAnsi="Lato" w:cs="Times New Roman"/>
+          <w:color w:val="273540"/>
+          <w:kern w:val="0"/>
+          <w14:ligatures w14:val="none"/>
+        </w:rPr>
+        <w:t xml:space="preserve"> == a for some a&gt;=0 and unsigned long is the type of </w:t>
+      </w:r>
+      <w:proofErr w:type="spellStart"/>
+      <w:r>
+        <w:rPr>
+          <w:rFonts w:ascii="Lato" w:eastAsia="Times New Roman" w:hAnsi="Lato" w:cs="Times New Roman"/>
+          <w:color w:val="273540"/>
+          <w:kern w:val="0"/>
+          <w14:ligatures w14:val="none"/>
+        </w:rPr>
+        <w:t>generation_number</w:t>
+      </w:r>
+      <w:proofErr w:type="spellEnd"/>
+      <w:r>
+        <w:rPr>
+          <w:rFonts w:ascii="Lato" w:eastAsia="Times New Roman" w:hAnsi="Lato" w:cs="Times New Roman"/>
+          <w:color w:val="273540"/>
+          <w:kern w:val="0"/>
+          <w14:ligatures w14:val="none"/>
+        </w:rPr>
+        <w:t xml:space="preserve">. Since the </w:t>
+      </w:r>
+      <w:proofErr w:type="spellStart"/>
+      <w:r>
+        <w:rPr>
+          <w:rFonts w:ascii="Lato" w:eastAsia="Times New Roman" w:hAnsi="Lato" w:cs="Times New Roman"/>
+          <w:color w:val="273540"/>
+          <w:kern w:val="0"/>
+          <w14:ligatures w14:val="none"/>
+        </w:rPr>
+        <w:t>generation_number</w:t>
+      </w:r>
+      <w:proofErr w:type="spellEnd"/>
+      <w:r>
+        <w:rPr>
+          <w:rFonts w:ascii="Lato" w:eastAsia="Times New Roman" w:hAnsi="Lato" w:cs="Times New Roman"/>
+          <w:color w:val="273540"/>
+          <w:kern w:val="0"/>
+          <w14:ligatures w14:val="none"/>
+        </w:rPr>
+        <w:t xml:space="preserve"> changes by incrementing </w:t>
+      </w:r>
+      <w:proofErr w:type="gramStart"/>
+      <w:r>
+        <w:rPr>
+          <w:rFonts w:ascii="Lato" w:eastAsia="Times New Roman" w:hAnsi="Lato" w:cs="Times New Roman"/>
+          <w:color w:val="273540"/>
+          <w:kern w:val="0"/>
+          <w14:ligatures w14:val="none"/>
+        </w:rPr>
+        <w:t>it’s</w:t>
+      </w:r>
+      <w:proofErr w:type="gramEnd"/>
+      <w:r>
+        <w:rPr>
+          <w:rFonts w:ascii="Lato" w:eastAsia="Times New Roman" w:hAnsi="Lato" w:cs="Times New Roman"/>
+          <w:color w:val="273540"/>
+          <w:kern w:val="0"/>
+          <w14:ligatures w14:val="none"/>
+        </w:rPr>
+        <w:t xml:space="preserve"> value, if enough changes are made so that the </w:t>
+      </w:r>
+      <w:proofErr w:type="spellStart"/>
+      <w:r>
+        <w:rPr>
+          <w:rFonts w:ascii="Lato" w:eastAsia="Times New Roman" w:hAnsi="Lato" w:cs="Times New Roman"/>
+          <w:color w:val="273540"/>
+          <w:kern w:val="0"/>
+          <w14:ligatures w14:val="none"/>
+        </w:rPr>
+        <w:t>generation_number</w:t>
+      </w:r>
+      <w:proofErr w:type="spellEnd"/>
+      <w:r>
+        <w:rPr>
+          <w:rFonts w:ascii="Lato" w:eastAsia="Times New Roman" w:hAnsi="Lato" w:cs="Times New Roman"/>
+          <w:color w:val="273540"/>
+          <w:kern w:val="0"/>
+          <w14:ligatures w14:val="none"/>
+        </w:rPr>
+        <w:t xml:space="preserve"> == a again, then, we will have a stale iterator pointing to the wrong locations in memory.</w:t>
+      </w:r>
     </w:p>
     <w:p>
       <w:pPr>
@@ -430,52 +918,8 @@
           <w:kern w:val="0"/>
           <w14:ligatures w14:val="none"/>
         </w:rPr>
-        <w:t xml:space="preserve">The </w:t>
-      </w:r>
-      <w:r>
-        <w:rPr>
-          <w:rFonts w:ascii="Lato" w:eastAsia="Times New Roman" w:hAnsi="Lato" w:cs="Times New Roman"/>
-          <w:color w:val="273540"/>
-          <w:kern w:val="0"/>
-          <w14:ligatures w14:val="none"/>
-        </w:rPr>
-        <w:t xml:space="preserve">generation number will keep growing. If you </w:t>
-      </w:r>
-      <w:r>
-        <w:rPr>
-          <w:rFonts w:ascii="Lato" w:eastAsia="Times New Roman" w:hAnsi="Lato" w:cs="Times New Roman"/>
-          <w:color w:val="273540"/>
-          <w:kern w:val="0"/>
-          <w14:ligatures w14:val="none"/>
-        </w:rPr>
-        <w:t>arrive to the limit</w:t>
-      </w:r>
-      <w:r>
-        <w:rPr>
-          <w:rFonts w:ascii="Lato" w:eastAsia="Times New Roman" w:hAnsi="Lato" w:cs="Times New Roman"/>
-          <w:color w:val="273540"/>
-          <w:kern w:val="0"/>
-          <w14:ligatures w14:val="none"/>
-        </w:rPr>
-        <w:t xml:space="preserve"> (i.e. 2^32)</w:t>
-      </w:r>
-      <w:r>
-        <w:rPr>
-          <w:rFonts w:ascii="Lato" w:eastAsia="Times New Roman" w:hAnsi="Lato" w:cs="Times New Roman"/>
-          <w:color w:val="273540"/>
-          <w:kern w:val="0"/>
-          <w14:ligatures w14:val="none"/>
-        </w:rPr>
-        <w:t>, it will go back to 0</w:t>
-      </w:r>
-      <w:r>
-        <w:rPr>
-          <w:rFonts w:ascii="Lato" w:eastAsia="Times New Roman" w:hAnsi="Lato" w:cs="Times New Roman"/>
-          <w:color w:val="273540"/>
-          <w:kern w:val="0"/>
-          <w14:ligatures w14:val="none"/>
-        </w:rPr>
-        <w:t xml:space="preserve">. The generator in this case starts at 0. Then, when creating a new </w:t>
+        <w:lastRenderedPageBreak/>
+        <w:t xml:space="preserve">Some ways to avoid this might be: implementing a solution in case the </w:t>
       </w:r>
       <w:proofErr w:type="spellStart"/>
       <w:r>
@@ -485,6 +929,71 @@
           <w:kern w:val="0"/>
           <w14:ligatures w14:val="none"/>
         </w:rPr>
+        <w:t>generation_number</w:t>
+      </w:r>
+      <w:proofErr w:type="spellEnd"/>
+      <w:r>
+        <w:rPr>
+          <w:rFonts w:ascii="Lato" w:eastAsia="Times New Roman" w:hAnsi="Lato" w:cs="Times New Roman"/>
+          <w:color w:val="273540"/>
+          <w:kern w:val="0"/>
+          <w14:ligatures w14:val="none"/>
+        </w:rPr>
+        <w:t xml:space="preserve"> arrives </w:t>
+      </w:r>
+      <w:r>
+        <w:rPr>
+          <w:rFonts w:ascii="Lato" w:eastAsia="Times New Roman" w:hAnsi="Lato" w:cs="Times New Roman"/>
+          <w:color w:val="273540"/>
+          <w:kern w:val="0"/>
+          <w14:ligatures w14:val="none"/>
+        </w:rPr>
+        <w:t xml:space="preserve">to </w:t>
+      </w:r>
+      <w:r>
+        <w:rPr>
+          <w:rFonts w:ascii="Lato" w:eastAsia="Times New Roman" w:hAnsi="Lato" w:cs="Times New Roman"/>
+          <w:color w:val="273540"/>
+          <w:kern w:val="0"/>
+          <w14:ligatures w14:val="none"/>
+        </w:rPr>
+        <w:t xml:space="preserve">the ULONG_MAX </w:t>
+      </w:r>
+      <w:r>
+        <w:rPr>
+          <w:rFonts w:ascii="Lato" w:eastAsia="Times New Roman" w:hAnsi="Lato" w:cs="Times New Roman"/>
+          <w:color w:val="273540"/>
+          <w:kern w:val="0"/>
+          <w14:ligatures w14:val="none"/>
+        </w:rPr>
+        <w:t>number or  creating</w:t>
+      </w:r>
+      <w:r>
+        <w:rPr>
+          <w:rFonts w:ascii="Lato" w:eastAsia="Times New Roman" w:hAnsi="Lato" w:cs="Times New Roman"/>
+          <w:color w:val="273540"/>
+          <w:kern w:val="0"/>
+          <w14:ligatures w14:val="none"/>
+        </w:rPr>
+        <w:t xml:space="preserve"> a pointer in the List cl</w:t>
+      </w:r>
+      <w:r>
+        <w:rPr>
+          <w:rFonts w:ascii="Lato" w:eastAsia="Times New Roman" w:hAnsi="Lato" w:cs="Times New Roman"/>
+          <w:color w:val="273540"/>
+          <w:kern w:val="0"/>
+          <w14:ligatures w14:val="none"/>
+        </w:rPr>
+        <w:t xml:space="preserve">ass that will always point to the first element in the list and add a method in the List class to iterate over the elements of the list (instead of creating a </w:t>
+      </w:r>
+      <w:proofErr w:type="spellStart"/>
+      <w:r>
+        <w:rPr>
+          <w:rFonts w:ascii="Lato" w:eastAsia="Times New Roman" w:hAnsi="Lato" w:cs="Times New Roman"/>
+          <w:color w:val="273540"/>
+          <w:kern w:val="0"/>
+          <w14:ligatures w14:val="none"/>
+        </w:rPr>
         <w:t>ListIterator</w:t>
       </w:r>
       <w:proofErr w:type="spellEnd"/>
@@ -495,45 +1004,25 @@
           <w:kern w:val="0"/>
           <w14:ligatures w14:val="none"/>
         </w:rPr>
-        <w:t xml:space="preserve"> instance will not throw the </w:t>
-      </w:r>
-      <w:proofErr w:type="spellStart"/>
-      <w:r>
-        <w:rPr>
-          <w:rFonts w:ascii="Lato" w:eastAsia="Times New Roman" w:hAnsi="Lato" w:cs="Times New Roman"/>
-          <w:color w:val="273540"/>
-          <w:kern w:val="0"/>
-          <w14:ligatures w14:val="none"/>
-        </w:rPr>
-        <w:t>IteratorException</w:t>
-      </w:r>
-      <w:proofErr w:type="spellEnd"/>
-      <w:r>
-        <w:rPr>
-          <w:rFonts w:ascii="Lato" w:eastAsia="Times New Roman" w:hAnsi="Lato" w:cs="Times New Roman"/>
-          <w:color w:val="273540"/>
-          <w:kern w:val="0"/>
-          <w14:ligatures w14:val="none"/>
-        </w:rPr>
-        <w:t xml:space="preserve"> since it wil</w:t>
-      </w:r>
-      <w:r>
-        <w:rPr>
-          <w:rFonts w:ascii="Lato" w:eastAsia="Times New Roman" w:hAnsi="Lato" w:cs="Times New Roman"/>
-          <w:color w:val="273540"/>
-          <w:kern w:val="0"/>
-          <w14:ligatures w14:val="none"/>
-        </w:rPr>
-        <w:t>l</w:t>
-      </w:r>
-      <w:r>
-        <w:rPr>
-          <w:rFonts w:ascii="Lato" w:eastAsia="Times New Roman" w:hAnsi="Lato" w:cs="Times New Roman"/>
-          <w:color w:val="273540"/>
-          <w:kern w:val="0"/>
-          <w14:ligatures w14:val="none"/>
-        </w:rPr>
-        <w:t xml:space="preserve"> think the list have not been modified. </w:t>
+        <w:t xml:space="preserve"> class</w:t>
+      </w:r>
+      <w:r>
+        <w:rPr>
+          <w:rFonts w:ascii="Lato" w:eastAsia="Times New Roman" w:hAnsi="Lato" w:cs="Times New Roman"/>
+          <w:color w:val="273540"/>
+          <w:kern w:val="0"/>
+          <w14:ligatures w14:val="none"/>
+        </w:rPr>
+        <w:t xml:space="preserve"> that needs to be manually updated</w:t>
+      </w:r>
+      <w:r>
+        <w:rPr>
+          <w:rFonts w:ascii="Lato" w:eastAsia="Times New Roman" w:hAnsi="Lato" w:cs="Times New Roman"/>
+          <w:color w:val="273540"/>
+          <w:kern w:val="0"/>
+          <w14:ligatures w14:val="none"/>
+        </w:rPr>
+        <w:t xml:space="preserve">). </w:t>
       </w:r>
     </w:p>
     <w:p>
